--- a/AI Usage Declaration.docx
+++ b/AI Usage Declaration.docx
@@ -1,6 +1,6 @@
 
 <file path=word/document.xml><?xml version="1.0" encoding="utf-8"?>
-<w:document xmlns:wpc="http://schemas.microsoft.com/office/word/2010/wordprocessingCanvas" xmlns:cx="http://schemas.microsoft.com/office/drawing/2014/chartex" xmlns:cx1="http://schemas.microsoft.com/office/drawing/2015/9/8/chartex" xmlns:cx2="http://schemas.microsoft.com/office/drawing/2015/10/21/chartex" xmlns:cx3="http://schemas.microsoft.com/office/drawing/2016/5/9/chartex" xmlns:cx4="http://schemas.microsoft.com/office/drawing/2016/5/10/chartex" xmlns:cx5="http://schemas.microsoft.com/office/drawing/2016/5/11/chartex" xmlns:cx6="http://schemas.microsoft.com/office/drawing/2016/5/12/chartex" xmlns:cx7="http://schemas.microsoft.com/office/drawing/2016/5/13/chartex" xmlns:cx8="http://schemas.microsoft.com/office/drawing/2016/5/14/chartex" xmlns:mc="http://schemas.openxmlformats.org/markup-compatibility/2006" xmlns:aink="http://schemas.microsoft.com/office/drawing/2016/ink" xmlns:am3d="http://schemas.microsoft.com/office/drawing/2017/model3d" xmlns:o="urn:schemas-microsoft-com:office:office" xmlns:oel="http://schemas.microsoft.com/office/2019/extlst" xmlns:r="http://schemas.openxmlformats.org/officeDocument/2006/relationships" xmlns:m="http://schemas.openxmlformats.org/officeDocument/2006/math" xmlns:v="urn:schemas-microsoft-com:vml" xmlns:wp14="http://schemas.microsoft.com/office/word/2010/wordprocessingDrawing" xmlns:wp="http://schemas.openxmlformats.org/drawingml/2006/wordprocessingDrawing" xmlns:w10="urn:schemas-microsoft-com:office:word" xmlns:w="http://schemas.openxmlformats.org/wordprocessingml/2006/main" xmlns:w14="http://schemas.microsoft.com/office/word/2010/wordml" xmlns:w15="http://schemas.microsoft.com/office/word/2012/wordml" xmlns:w16cex="http://schemas.microsoft.com/office/word/2018/wordml/cex" xmlns:w16cid="http://schemas.microsoft.com/office/word/2016/wordml/cid" xmlns:w16="http://schemas.microsoft.com/office/word/2018/wordml" xmlns:w16du="http://schemas.microsoft.com/office/word/2023/wordml/word16du" xmlns:w16sdtdh="http://schemas.microsoft.com/office/word/2020/wordml/sdtdatahash" xmlns:w16sdtfl="http://schemas.microsoft.com/office/word/2024/wordml/sdtformatlock" xmlns:w16se="http://schemas.microsoft.com/office/word/2015/wordml/symex" xmlns:wpg="http://schemas.microsoft.com/office/word/2010/wordprocessingGroup" xmlns:wpi="http://schemas.microsoft.com/office/word/2010/wordprocessingInk" xmlns:wne="http://schemas.microsoft.com/office/word/2006/wordml" xmlns:wps="http://schemas.microsoft.com/office/word/2010/wordprocessingShape" mc:Ignorable="w14 w15 w16se w16cid w16 w16cex w16sdtdh w16sdtfl w16du wp14">
+<w:document xmlns:wpc="http://schemas.microsoft.com/office/word/2010/wordprocessingCanvas" xmlns:cx="http://schemas.microsoft.com/office/drawing/2014/chartex" xmlns:cx1="http://schemas.microsoft.com/office/drawing/2015/9/8/chartex" xmlns:cx2="http://schemas.microsoft.com/office/drawing/2015/10/21/chartex" xmlns:cx3="http://schemas.microsoft.com/office/drawing/2016/5/9/chartex" xmlns:cx4="http://schemas.microsoft.com/office/drawing/2016/5/10/chartex" xmlns:cx5="http://schemas.microsoft.com/office/drawing/2016/5/11/chartex" xmlns:cx6="http://schemas.microsoft.com/office/drawing/2016/5/12/chartex" xmlns:cx7="http://schemas.microsoft.com/office/drawing/2016/5/13/chartex" xmlns:cx8="http://schemas.microsoft.com/office/drawing/2016/5/14/chartex" xmlns:mc="http://schemas.openxmlformats.org/markup-compatibility/2006" xmlns:aink="http://schemas.microsoft.com/office/drawing/2016/ink" xmlns:am3d="http://schemas.microsoft.com/office/drawing/2017/model3d" xmlns:o="urn:schemas-microsoft-com:office:office" xmlns:oel="http://schemas.microsoft.com/office/2019/extlst" xmlns:r="http://schemas.openxmlformats.org/officeDocument/2006/relationships" xmlns:m="http://schemas.openxmlformats.org/officeDocument/2006/math" xmlns:v="urn:schemas-microsoft-com:vml" xmlns:wp14="http://schemas.microsoft.com/office/word/2010/wordprocessingDrawing" xmlns:wp="http://schemas.openxmlformats.org/drawingml/2006/wordprocessingDrawing" xmlns:w10="urn:schemas-microsoft-com:office:word" xmlns:w="http://schemas.openxmlformats.org/wordprocessingml/2006/main" xmlns:w14="http://schemas.microsoft.com/office/word/2010/wordml" xmlns:w15="http://schemas.microsoft.com/office/word/2012/wordml" xmlns:w16cex="http://schemas.microsoft.com/office/word/2018/wordml/cex" xmlns:w16cid="http://schemas.microsoft.com/office/word/2016/wordml/cid" xmlns:w16="http://schemas.microsoft.com/office/word/2018/wordml" xmlns:w16du="http://schemas.microsoft.com/office/word/2023/wordml/word16du" xmlns:w16sdtdh="http://schemas.microsoft.com/office/word/2020/wordml/sdtdatahash" xmlns:w16se="http://schemas.microsoft.com/office/word/2015/wordml/symex" xmlns:wpg="http://schemas.microsoft.com/office/word/2010/wordprocessingGroup" xmlns:wpi="http://schemas.microsoft.com/office/word/2010/wordprocessingInk" xmlns:wne="http://schemas.microsoft.com/office/word/2006/wordml" xmlns:wps="http://schemas.microsoft.com/office/word/2010/wordprocessingShape" mc:Ignorable="w14 w15 w16se w16cid w16 w16cex w16sdtdh w16du wp14">
   <w:body>
     <w:p>
       <w:pPr>
@@ -179,6 +179,44 @@
                 <w:sz w:val="20"/>
               </w:rPr>
             </w:pPr>
+            <w:r>
+              <w:rPr>
+                <w:rFonts w:ascii="Calibri" w:hAnsi="Calibri" w:cs="Calibri"/>
+                <w:b/>
+                <w:sz w:val="20"/>
+              </w:rPr>
+              <w:t>Task 1:</w:t>
+            </w:r>
+          </w:p>
+          <w:p>
+            <w:pPr>
+              <w:pStyle w:val="Header"/>
+              <w:ind w:right="33"/>
+              <w:rPr>
+                <w:rFonts w:ascii="Calibri" w:hAnsi="Calibri" w:cs="Calibri"/>
+                <w:bCs/>
+                <w:sz w:val="20"/>
+              </w:rPr>
+            </w:pPr>
+            <w:r>
+              <w:rPr>
+                <w:rFonts w:ascii="Calibri" w:hAnsi="Calibri" w:cs="Calibri"/>
+                <w:bCs/>
+                <w:sz w:val="20"/>
+              </w:rPr>
+              <w:t>I used AI to give me an overview of the assignment brief after I read it.</w:t>
+            </w:r>
+          </w:p>
+          <w:p>
+            <w:pPr>
+              <w:pStyle w:val="Header"/>
+              <w:ind w:right="33"/>
+              <w:rPr>
+                <w:rFonts w:ascii="Calibri" w:hAnsi="Calibri" w:cs="Calibri"/>
+                <w:bCs/>
+                <w:sz w:val="20"/>
+              </w:rPr>
+            </w:pPr>
           </w:p>
         </w:tc>
         <w:tc>
@@ -285,6 +323,57 @@
               <w:ind w:right="33"/>
               <w:rPr>
                 <w:rFonts w:ascii="Calibri" w:hAnsi="Calibri" w:cs="Calibri"/>
+                <w:bCs/>
+                <w:sz w:val="20"/>
+              </w:rPr>
+            </w:pPr>
+            <w:r>
+              <w:rPr>
+                <w:rFonts w:ascii="Calibri" w:hAnsi="Calibri" w:cs="Calibri"/>
+                <w:bCs/>
+                <w:sz w:val="20"/>
+              </w:rPr>
+              <w:t xml:space="preserve">Used in task 1 to make </w:t>
+            </w:r>
+            <w:r>
+              <w:rPr>
+                <w:rFonts w:ascii="Calibri" w:hAnsi="Calibri" w:cs="Calibri"/>
+                <w:bCs/>
+                <w:sz w:val="20"/>
+              </w:rPr>
+              <w:t xml:space="preserve">sure I didn’t miss </w:t>
+            </w:r>
+            <w:r>
+              <w:rPr>
+                <w:rFonts w:ascii="Calibri" w:hAnsi="Calibri" w:cs="Calibri"/>
+                <w:bCs/>
+                <w:sz w:val="20"/>
+              </w:rPr>
+              <w:t xml:space="preserve">any </w:t>
+            </w:r>
+            <w:r>
+              <w:rPr>
+                <w:rFonts w:ascii="Calibri" w:hAnsi="Calibri" w:cs="Calibri"/>
+                <w:bCs/>
+                <w:sz w:val="20"/>
+              </w:rPr>
+              <w:t>important</w:t>
+            </w:r>
+            <w:r>
+              <w:rPr>
+                <w:rFonts w:ascii="Calibri" w:hAnsi="Calibri" w:cs="Calibri"/>
+                <w:bCs/>
+                <w:sz w:val="20"/>
+              </w:rPr>
+              <w:t xml:space="preserve"> details in the brief.</w:t>
+            </w:r>
+          </w:p>
+          <w:p>
+            <w:pPr>
+              <w:pStyle w:val="Header"/>
+              <w:ind w:right="33"/>
+              <w:rPr>
+                <w:rFonts w:ascii="Calibri" w:hAnsi="Calibri" w:cs="Calibri"/>
                 <w:b/>
                 <w:sz w:val="20"/>
               </w:rPr>
@@ -399,6 +488,26 @@
                 <w:sz w:val="20"/>
               </w:rPr>
             </w:pPr>
+            <w:proofErr w:type="gramStart"/>
+            <w:r>
+              <w:rPr>
+                <w:rFonts w:ascii="Calibri" w:hAnsi="Calibri" w:cs="Calibri"/>
+                <w:b/>
+                <w:bCs/>
+                <w:sz w:val="20"/>
+              </w:rPr>
+              <w:t>Tasks(</w:t>
+            </w:r>
+            <w:proofErr w:type="gramEnd"/>
+            <w:r>
+              <w:rPr>
+                <w:rFonts w:ascii="Calibri" w:hAnsi="Calibri" w:cs="Calibri"/>
+                <w:b/>
+                <w:bCs/>
+                <w:sz w:val="20"/>
+              </w:rPr>
+              <w:t>1, ) - ChatGPT</w:t>
+            </w:r>
           </w:p>
         </w:tc>
         <w:tc>
@@ -539,10 +648,18 @@
               <w:ind w:right="33"/>
               <w:rPr>
                 <w:rFonts w:ascii="Calibri" w:hAnsi="Calibri" w:cs="Calibri"/>
-                <w:b/>
+                <w:bCs/>
                 <w:sz w:val="20"/>
               </w:rPr>
             </w:pPr>
+            <w:r>
+              <w:rPr>
+                <w:rFonts w:ascii="Calibri" w:hAnsi="Calibri" w:cs="Calibri"/>
+                <w:bCs/>
+                <w:sz w:val="20"/>
+              </w:rPr>
+              <w:t xml:space="preserve">(Copied the assignment brief, minus the header) + “Detail and describe the contents of this assignment, highlighting key areas, and giving a big picture view of how the code works together” </w:t>
+            </w:r>
           </w:p>
         </w:tc>
         <w:tc>
@@ -722,7 +839,7 @@
               <w:ind w:right="33"/>
               <w:rPr>
                 <w:rFonts w:ascii="Calibri" w:hAnsi="Calibri" w:cs="Calibri"/>
-                <w:b/>
+                <w:bCs/>
                 <w:color w:val="FFFFFF" w:themeColor="background1"/>
                 <w:sz w:val="18"/>
                 <w:szCs w:val="18"/>
@@ -886,6 +1003,14 @@
                 <w:sz w:val="20"/>
               </w:rPr>
             </w:pPr>
+            <w:r>
+              <w:rPr>
+                <w:rFonts w:ascii="Calibri" w:hAnsi="Calibri" w:cs="Calibri"/>
+                <w:b/>
+                <w:sz w:val="20"/>
+              </w:rPr>
+              <w:t>George Collier</w:t>
+            </w:r>
           </w:p>
         </w:tc>
         <w:tc>
@@ -1027,7 +1152,7 @@
 </file>
 
 <file path=word/endnotes.xml><?xml version="1.0" encoding="utf-8"?>
-<w:endnotes xmlns:wpc="http://schemas.microsoft.com/office/word/2010/wordprocessingCanvas" xmlns:cx="http://schemas.microsoft.com/office/drawing/2014/chartex" xmlns:cx1="http://schemas.microsoft.com/office/drawing/2015/9/8/chartex" xmlns:cx2="http://schemas.microsoft.com/office/drawing/2015/10/21/chartex" xmlns:cx3="http://schemas.microsoft.com/office/drawing/2016/5/9/chartex" xmlns:cx4="http://schemas.microsoft.com/office/drawing/2016/5/10/chartex" xmlns:cx5="http://schemas.microsoft.com/office/drawing/2016/5/11/chartex" xmlns:cx6="http://schemas.microsoft.com/office/drawing/2016/5/12/chartex" xmlns:cx7="http://schemas.microsoft.com/office/drawing/2016/5/13/chartex" xmlns:cx8="http://schemas.microsoft.com/office/drawing/2016/5/14/chartex" xmlns:mc="http://schemas.openxmlformats.org/markup-compatibility/2006" xmlns:aink="http://schemas.microsoft.com/office/drawing/2016/ink" xmlns:am3d="http://schemas.microsoft.com/office/drawing/2017/model3d" xmlns:o="urn:schemas-microsoft-com:office:office" xmlns:oel="http://schemas.microsoft.com/office/2019/extlst" xmlns:r="http://schemas.openxmlformats.org/officeDocument/2006/relationships" xmlns:m="http://schemas.openxmlformats.org/officeDocument/2006/math" xmlns:v="urn:schemas-microsoft-com:vml" xmlns:wp14="http://schemas.microsoft.com/office/word/2010/wordprocessingDrawing" xmlns:wp="http://schemas.openxmlformats.org/drawingml/2006/wordprocessingDrawing" xmlns:w10="urn:schemas-microsoft-com:office:word" xmlns:w="http://schemas.openxmlformats.org/wordprocessingml/2006/main" xmlns:w14="http://schemas.microsoft.com/office/word/2010/wordml" xmlns:w15="http://schemas.microsoft.com/office/word/2012/wordml" xmlns:w16cex="http://schemas.microsoft.com/office/word/2018/wordml/cex" xmlns:w16cid="http://schemas.microsoft.com/office/word/2016/wordml/cid" xmlns:w16="http://schemas.microsoft.com/office/word/2018/wordml" xmlns:w16du="http://schemas.microsoft.com/office/word/2023/wordml/word16du" xmlns:w16sdtdh="http://schemas.microsoft.com/office/word/2020/wordml/sdtdatahash" xmlns:w16sdtfl="http://schemas.microsoft.com/office/word/2024/wordml/sdtformatlock" xmlns:w16se="http://schemas.microsoft.com/office/word/2015/wordml/symex" xmlns:wpg="http://schemas.microsoft.com/office/word/2010/wordprocessingGroup" xmlns:wpi="http://schemas.microsoft.com/office/word/2010/wordprocessingInk" xmlns:wne="http://schemas.microsoft.com/office/word/2006/wordml" xmlns:wps="http://schemas.microsoft.com/office/word/2010/wordprocessingShape" mc:Ignorable="w14 w15 w16se w16cid w16 w16cex w16sdtdh w16sdtfl w16du wp14">
+<w:endnotes xmlns:wpc="http://schemas.microsoft.com/office/word/2010/wordprocessingCanvas" xmlns:cx="http://schemas.microsoft.com/office/drawing/2014/chartex" xmlns:cx1="http://schemas.microsoft.com/office/drawing/2015/9/8/chartex" xmlns:cx2="http://schemas.microsoft.com/office/drawing/2015/10/21/chartex" xmlns:cx3="http://schemas.microsoft.com/office/drawing/2016/5/9/chartex" xmlns:cx4="http://schemas.microsoft.com/office/drawing/2016/5/10/chartex" xmlns:cx5="http://schemas.microsoft.com/office/drawing/2016/5/11/chartex" xmlns:cx6="http://schemas.microsoft.com/office/drawing/2016/5/12/chartex" xmlns:cx7="http://schemas.microsoft.com/office/drawing/2016/5/13/chartex" xmlns:cx8="http://schemas.microsoft.com/office/drawing/2016/5/14/chartex" xmlns:mc="http://schemas.openxmlformats.org/markup-compatibility/2006" xmlns:aink="http://schemas.microsoft.com/office/drawing/2016/ink" xmlns:am3d="http://schemas.microsoft.com/office/drawing/2017/model3d" xmlns:o="urn:schemas-microsoft-com:office:office" xmlns:oel="http://schemas.microsoft.com/office/2019/extlst" xmlns:r="http://schemas.openxmlformats.org/officeDocument/2006/relationships" xmlns:m="http://schemas.openxmlformats.org/officeDocument/2006/math" xmlns:v="urn:schemas-microsoft-com:vml" xmlns:wp14="http://schemas.microsoft.com/office/word/2010/wordprocessingDrawing" xmlns:wp="http://schemas.openxmlformats.org/drawingml/2006/wordprocessingDrawing" xmlns:w10="urn:schemas-microsoft-com:office:word" xmlns:w="http://schemas.openxmlformats.org/wordprocessingml/2006/main" xmlns:w14="http://schemas.microsoft.com/office/word/2010/wordml" xmlns:w15="http://schemas.microsoft.com/office/word/2012/wordml" xmlns:w16cex="http://schemas.microsoft.com/office/word/2018/wordml/cex" xmlns:w16cid="http://schemas.microsoft.com/office/word/2016/wordml/cid" xmlns:w16="http://schemas.microsoft.com/office/word/2018/wordml" xmlns:w16du="http://schemas.microsoft.com/office/word/2023/wordml/word16du" xmlns:w16sdtdh="http://schemas.microsoft.com/office/word/2020/wordml/sdtdatahash" xmlns:w16se="http://schemas.microsoft.com/office/word/2015/wordml/symex" xmlns:wpg="http://schemas.microsoft.com/office/word/2010/wordprocessingGroup" xmlns:wpi="http://schemas.microsoft.com/office/word/2010/wordprocessingInk" xmlns:wne="http://schemas.microsoft.com/office/word/2006/wordml" xmlns:wps="http://schemas.microsoft.com/office/word/2010/wordprocessingShape" mc:Ignorable="w14 w15 w16se w16cid w16 w16cex w16sdtdh w16du wp14">
   <w:endnote w:type="separator" w:id="-1">
     <w:p>
       <w:r>
@@ -1046,7 +1171,7 @@
 </file>
 
 <file path=word/footer1.xml><?xml version="1.0" encoding="utf-8"?>
-<w:ftr xmlns:wpc="http://schemas.microsoft.com/office/word/2010/wordprocessingCanvas" xmlns:cx="http://schemas.microsoft.com/office/drawing/2014/chartex" xmlns:cx1="http://schemas.microsoft.com/office/drawing/2015/9/8/chartex" xmlns:cx2="http://schemas.microsoft.com/office/drawing/2015/10/21/chartex" xmlns:cx3="http://schemas.microsoft.com/office/drawing/2016/5/9/chartex" xmlns:cx4="http://schemas.microsoft.com/office/drawing/2016/5/10/chartex" xmlns:cx5="http://schemas.microsoft.com/office/drawing/2016/5/11/chartex" xmlns:cx6="http://schemas.microsoft.com/office/drawing/2016/5/12/chartex" xmlns:cx7="http://schemas.microsoft.com/office/drawing/2016/5/13/chartex" xmlns:cx8="http://schemas.microsoft.com/office/drawing/2016/5/14/chartex" xmlns:mc="http://schemas.openxmlformats.org/markup-compatibility/2006" xmlns:aink="http://schemas.microsoft.com/office/drawing/2016/ink" xmlns:am3d="http://schemas.microsoft.com/office/drawing/2017/model3d" xmlns:o="urn:schemas-microsoft-com:office:office" xmlns:oel="http://schemas.microsoft.com/office/2019/extlst" xmlns:r="http://schemas.openxmlformats.org/officeDocument/2006/relationships" xmlns:m="http://schemas.openxmlformats.org/officeDocument/2006/math" xmlns:v="urn:schemas-microsoft-com:vml" xmlns:wp14="http://schemas.microsoft.com/office/word/2010/wordprocessingDrawing" xmlns:wp="http://schemas.openxmlformats.org/drawingml/2006/wordprocessingDrawing" xmlns:w10="urn:schemas-microsoft-com:office:word" xmlns:w="http://schemas.openxmlformats.org/wordprocessingml/2006/main" xmlns:w14="http://schemas.microsoft.com/office/word/2010/wordml" xmlns:w15="http://schemas.microsoft.com/office/word/2012/wordml" xmlns:w16cex="http://schemas.microsoft.com/office/word/2018/wordml/cex" xmlns:w16cid="http://schemas.microsoft.com/office/word/2016/wordml/cid" xmlns:w16="http://schemas.microsoft.com/office/word/2018/wordml" xmlns:w16du="http://schemas.microsoft.com/office/word/2023/wordml/word16du" xmlns:w16sdtdh="http://schemas.microsoft.com/office/word/2020/wordml/sdtdatahash" xmlns:w16sdtfl="http://schemas.microsoft.com/office/word/2024/wordml/sdtformatlock" xmlns:w16se="http://schemas.microsoft.com/office/word/2015/wordml/symex" xmlns:wpg="http://schemas.microsoft.com/office/word/2010/wordprocessingGroup" xmlns:wpi="http://schemas.microsoft.com/office/word/2010/wordprocessingInk" xmlns:wne="http://schemas.microsoft.com/office/word/2006/wordml" xmlns:wps="http://schemas.microsoft.com/office/word/2010/wordprocessingShape" mc:Ignorable="w14 w15 w16se w16cid w16 w16cex w16sdtdh w16sdtfl w16du wp14">
+<w:ftr xmlns:wpc="http://schemas.microsoft.com/office/word/2010/wordprocessingCanvas" xmlns:cx="http://schemas.microsoft.com/office/drawing/2014/chartex" xmlns:cx1="http://schemas.microsoft.com/office/drawing/2015/9/8/chartex" xmlns:cx2="http://schemas.microsoft.com/office/drawing/2015/10/21/chartex" xmlns:cx3="http://schemas.microsoft.com/office/drawing/2016/5/9/chartex" xmlns:cx4="http://schemas.microsoft.com/office/drawing/2016/5/10/chartex" xmlns:cx5="http://schemas.microsoft.com/office/drawing/2016/5/11/chartex" xmlns:cx6="http://schemas.microsoft.com/office/drawing/2016/5/12/chartex" xmlns:cx7="http://schemas.microsoft.com/office/drawing/2016/5/13/chartex" xmlns:cx8="http://schemas.microsoft.com/office/drawing/2016/5/14/chartex" xmlns:mc="http://schemas.openxmlformats.org/markup-compatibility/2006" xmlns:aink="http://schemas.microsoft.com/office/drawing/2016/ink" xmlns:am3d="http://schemas.microsoft.com/office/drawing/2017/model3d" xmlns:o="urn:schemas-microsoft-com:office:office" xmlns:oel="http://schemas.microsoft.com/office/2019/extlst" xmlns:r="http://schemas.openxmlformats.org/officeDocument/2006/relationships" xmlns:m="http://schemas.openxmlformats.org/officeDocument/2006/math" xmlns:v="urn:schemas-microsoft-com:vml" xmlns:wp14="http://schemas.microsoft.com/office/word/2010/wordprocessingDrawing" xmlns:wp="http://schemas.openxmlformats.org/drawingml/2006/wordprocessingDrawing" xmlns:w10="urn:schemas-microsoft-com:office:word" xmlns:w="http://schemas.openxmlformats.org/wordprocessingml/2006/main" xmlns:w14="http://schemas.microsoft.com/office/word/2010/wordml" xmlns:w15="http://schemas.microsoft.com/office/word/2012/wordml" xmlns:w16cex="http://schemas.microsoft.com/office/word/2018/wordml/cex" xmlns:w16cid="http://schemas.microsoft.com/office/word/2016/wordml/cid" xmlns:w16="http://schemas.microsoft.com/office/word/2018/wordml" xmlns:w16du="http://schemas.microsoft.com/office/word/2023/wordml/word16du" xmlns:w16sdtdh="http://schemas.microsoft.com/office/word/2020/wordml/sdtdatahash" xmlns:w16se="http://schemas.microsoft.com/office/word/2015/wordml/symex" xmlns:wpg="http://schemas.microsoft.com/office/word/2010/wordprocessingGroup" xmlns:wpi="http://schemas.microsoft.com/office/word/2010/wordprocessingInk" xmlns:wne="http://schemas.microsoft.com/office/word/2006/wordml" xmlns:wps="http://schemas.microsoft.com/office/word/2010/wordprocessingShape" mc:Ignorable="w14 w15 w16se w16cid w16 w16cex w16sdtdh w16du wp14">
   <w:p>
     <w:pPr>
       <w:pStyle w:val="Footer"/>
@@ -1103,7 +1228,7 @@
 </file>
 
 <file path=word/footnotes.xml><?xml version="1.0" encoding="utf-8"?>
-<w:footnotes xmlns:wpc="http://schemas.microsoft.com/office/word/2010/wordprocessingCanvas" xmlns:cx="http://schemas.microsoft.com/office/drawing/2014/chartex" xmlns:cx1="http://schemas.microsoft.com/office/drawing/2015/9/8/chartex" xmlns:cx2="http://schemas.microsoft.com/office/drawing/2015/10/21/chartex" xmlns:cx3="http://schemas.microsoft.com/office/drawing/2016/5/9/chartex" xmlns:cx4="http://schemas.microsoft.com/office/drawing/2016/5/10/chartex" xmlns:cx5="http://schemas.microsoft.com/office/drawing/2016/5/11/chartex" xmlns:cx6="http://schemas.microsoft.com/office/drawing/2016/5/12/chartex" xmlns:cx7="http://schemas.microsoft.com/office/drawing/2016/5/13/chartex" xmlns:cx8="http://schemas.microsoft.com/office/drawing/2016/5/14/chartex" xmlns:mc="http://schemas.openxmlformats.org/markup-compatibility/2006" xmlns:aink="http://schemas.microsoft.com/office/drawing/2016/ink" xmlns:am3d="http://schemas.microsoft.com/office/drawing/2017/model3d" xmlns:o="urn:schemas-microsoft-com:office:office" xmlns:oel="http://schemas.microsoft.com/office/2019/extlst" xmlns:r="http://schemas.openxmlformats.org/officeDocument/2006/relationships" xmlns:m="http://schemas.openxmlformats.org/officeDocument/2006/math" xmlns:v="urn:schemas-microsoft-com:vml" xmlns:wp14="http://schemas.microsoft.com/office/word/2010/wordprocessingDrawing" xmlns:wp="http://schemas.openxmlformats.org/drawingml/2006/wordprocessingDrawing" xmlns:w10="urn:schemas-microsoft-com:office:word" xmlns:w="http://schemas.openxmlformats.org/wordprocessingml/2006/main" xmlns:w14="http://schemas.microsoft.com/office/word/2010/wordml" xmlns:w15="http://schemas.microsoft.com/office/word/2012/wordml" xmlns:w16cex="http://schemas.microsoft.com/office/word/2018/wordml/cex" xmlns:w16cid="http://schemas.microsoft.com/office/word/2016/wordml/cid" xmlns:w16="http://schemas.microsoft.com/office/word/2018/wordml" xmlns:w16du="http://schemas.microsoft.com/office/word/2023/wordml/word16du" xmlns:w16sdtdh="http://schemas.microsoft.com/office/word/2020/wordml/sdtdatahash" xmlns:w16sdtfl="http://schemas.microsoft.com/office/word/2024/wordml/sdtformatlock" xmlns:w16se="http://schemas.microsoft.com/office/word/2015/wordml/symex" xmlns:wpg="http://schemas.microsoft.com/office/word/2010/wordprocessingGroup" xmlns:wpi="http://schemas.microsoft.com/office/word/2010/wordprocessingInk" xmlns:wne="http://schemas.microsoft.com/office/word/2006/wordml" xmlns:wps="http://schemas.microsoft.com/office/word/2010/wordprocessingShape" mc:Ignorable="w14 w15 w16se w16cid w16 w16cex w16sdtdh w16sdtfl w16du wp14">
+<w:footnotes xmlns:wpc="http://schemas.microsoft.com/office/word/2010/wordprocessingCanvas" xmlns:cx="http://schemas.microsoft.com/office/drawing/2014/chartex" xmlns:cx1="http://schemas.microsoft.com/office/drawing/2015/9/8/chartex" xmlns:cx2="http://schemas.microsoft.com/office/drawing/2015/10/21/chartex" xmlns:cx3="http://schemas.microsoft.com/office/drawing/2016/5/9/chartex" xmlns:cx4="http://schemas.microsoft.com/office/drawing/2016/5/10/chartex" xmlns:cx5="http://schemas.microsoft.com/office/drawing/2016/5/11/chartex" xmlns:cx6="http://schemas.microsoft.com/office/drawing/2016/5/12/chartex" xmlns:cx7="http://schemas.microsoft.com/office/drawing/2016/5/13/chartex" xmlns:cx8="http://schemas.microsoft.com/office/drawing/2016/5/14/chartex" xmlns:mc="http://schemas.openxmlformats.org/markup-compatibility/2006" xmlns:aink="http://schemas.microsoft.com/office/drawing/2016/ink" xmlns:am3d="http://schemas.microsoft.com/office/drawing/2017/model3d" xmlns:o="urn:schemas-microsoft-com:office:office" xmlns:oel="http://schemas.microsoft.com/office/2019/extlst" xmlns:r="http://schemas.openxmlformats.org/officeDocument/2006/relationships" xmlns:m="http://schemas.openxmlformats.org/officeDocument/2006/math" xmlns:v="urn:schemas-microsoft-com:vml" xmlns:wp14="http://schemas.microsoft.com/office/word/2010/wordprocessingDrawing" xmlns:wp="http://schemas.openxmlformats.org/drawingml/2006/wordprocessingDrawing" xmlns:w10="urn:schemas-microsoft-com:office:word" xmlns:w="http://schemas.openxmlformats.org/wordprocessingml/2006/main" xmlns:w14="http://schemas.microsoft.com/office/word/2010/wordml" xmlns:w15="http://schemas.microsoft.com/office/word/2012/wordml" xmlns:w16cex="http://schemas.microsoft.com/office/word/2018/wordml/cex" xmlns:w16cid="http://schemas.microsoft.com/office/word/2016/wordml/cid" xmlns:w16="http://schemas.microsoft.com/office/word/2018/wordml" xmlns:w16du="http://schemas.microsoft.com/office/word/2023/wordml/word16du" xmlns:w16sdtdh="http://schemas.microsoft.com/office/word/2020/wordml/sdtdatahash" xmlns:w16se="http://schemas.microsoft.com/office/word/2015/wordml/symex" xmlns:wpg="http://schemas.microsoft.com/office/word/2010/wordprocessingGroup" xmlns:wpi="http://schemas.microsoft.com/office/word/2010/wordprocessingInk" xmlns:wne="http://schemas.microsoft.com/office/word/2006/wordml" xmlns:wps="http://schemas.microsoft.com/office/word/2010/wordprocessingShape" mc:Ignorable="w14 w15 w16se w16cid w16 w16cex w16sdtdh w16du wp14">
   <w:footnote w:type="separator" w:id="-1">
     <w:p>
       <w:r>
@@ -1122,7 +1247,7 @@
 </file>
 
 <file path=word/numbering.xml><?xml version="1.0" encoding="utf-8"?>
-<w:numbering xmlns:wpc="http://schemas.microsoft.com/office/word/2010/wordprocessingCanvas" xmlns:cx="http://schemas.microsoft.com/office/drawing/2014/chartex" xmlns:cx1="http://schemas.microsoft.com/office/drawing/2015/9/8/chartex" xmlns:cx2="http://schemas.microsoft.com/office/drawing/2015/10/21/chartex" xmlns:cx3="http://schemas.microsoft.com/office/drawing/2016/5/9/chartex" xmlns:cx4="http://schemas.microsoft.com/office/drawing/2016/5/10/chartex" xmlns:cx5="http://schemas.microsoft.com/office/drawing/2016/5/11/chartex" xmlns:cx6="http://schemas.microsoft.com/office/drawing/2016/5/12/chartex" xmlns:cx7="http://schemas.microsoft.com/office/drawing/2016/5/13/chartex" xmlns:cx8="http://schemas.microsoft.com/office/drawing/2016/5/14/chartex" xmlns:mc="http://schemas.openxmlformats.org/markup-compatibility/2006" xmlns:aink="http://schemas.microsoft.com/office/drawing/2016/ink" xmlns:am3d="http://schemas.microsoft.com/office/drawing/2017/model3d" xmlns:o="urn:schemas-microsoft-com:office:office" xmlns:oel="http://schemas.microsoft.com/office/2019/extlst" xmlns:r="http://schemas.openxmlformats.org/officeDocument/2006/relationships" xmlns:m="http://schemas.openxmlformats.org/officeDocument/2006/math" xmlns:v="urn:schemas-microsoft-com:vml" xmlns:wp14="http://schemas.microsoft.com/office/word/2010/wordprocessingDrawing" xmlns:wp="http://schemas.openxmlformats.org/drawingml/2006/wordprocessingDrawing" xmlns:w10="urn:schemas-microsoft-com:office:word" xmlns:w="http://schemas.openxmlformats.org/wordprocessingml/2006/main" xmlns:w14="http://schemas.microsoft.com/office/word/2010/wordml" xmlns:w15="http://schemas.microsoft.com/office/word/2012/wordml" xmlns:w16cex="http://schemas.microsoft.com/office/word/2018/wordml/cex" xmlns:w16cid="http://schemas.microsoft.com/office/word/2016/wordml/cid" xmlns:w16="http://schemas.microsoft.com/office/word/2018/wordml" xmlns:w16du="http://schemas.microsoft.com/office/word/2023/wordml/word16du" xmlns:w16sdtdh="http://schemas.microsoft.com/office/word/2020/wordml/sdtdatahash" xmlns:w16sdtfl="http://schemas.microsoft.com/office/word/2024/wordml/sdtformatlock" xmlns:w16se="http://schemas.microsoft.com/office/word/2015/wordml/symex" xmlns:wpg="http://schemas.microsoft.com/office/word/2010/wordprocessingGroup" xmlns:wpi="http://schemas.microsoft.com/office/word/2010/wordprocessingInk" xmlns:wne="http://schemas.microsoft.com/office/word/2006/wordml" xmlns:wps="http://schemas.microsoft.com/office/word/2010/wordprocessingShape" mc:Ignorable="w14 w15 w16se w16cid w16 w16cex w16sdtdh w16sdtfl w16du wp14">
+<w:numbering xmlns:wpc="http://schemas.microsoft.com/office/word/2010/wordprocessingCanvas" xmlns:cx="http://schemas.microsoft.com/office/drawing/2014/chartex" xmlns:cx1="http://schemas.microsoft.com/office/drawing/2015/9/8/chartex" xmlns:cx2="http://schemas.microsoft.com/office/drawing/2015/10/21/chartex" xmlns:cx3="http://schemas.microsoft.com/office/drawing/2016/5/9/chartex" xmlns:cx4="http://schemas.microsoft.com/office/drawing/2016/5/10/chartex" xmlns:cx5="http://schemas.microsoft.com/office/drawing/2016/5/11/chartex" xmlns:cx6="http://schemas.microsoft.com/office/drawing/2016/5/12/chartex" xmlns:cx7="http://schemas.microsoft.com/office/drawing/2016/5/13/chartex" xmlns:cx8="http://schemas.microsoft.com/office/drawing/2016/5/14/chartex" xmlns:mc="http://schemas.openxmlformats.org/markup-compatibility/2006" xmlns:aink="http://schemas.microsoft.com/office/drawing/2016/ink" xmlns:am3d="http://schemas.microsoft.com/office/drawing/2017/model3d" xmlns:o="urn:schemas-microsoft-com:office:office" xmlns:oel="http://schemas.microsoft.com/office/2019/extlst" xmlns:r="http://schemas.openxmlformats.org/officeDocument/2006/relationships" xmlns:m="http://schemas.openxmlformats.org/officeDocument/2006/math" xmlns:v="urn:schemas-microsoft-com:vml" xmlns:wp14="http://schemas.microsoft.com/office/word/2010/wordprocessingDrawing" xmlns:wp="http://schemas.openxmlformats.org/drawingml/2006/wordprocessingDrawing" xmlns:w10="urn:schemas-microsoft-com:office:word" xmlns:w="http://schemas.openxmlformats.org/wordprocessingml/2006/main" xmlns:w14="http://schemas.microsoft.com/office/word/2010/wordml" xmlns:w15="http://schemas.microsoft.com/office/word/2012/wordml" xmlns:w16cex="http://schemas.microsoft.com/office/word/2018/wordml/cex" xmlns:w16cid="http://schemas.microsoft.com/office/word/2016/wordml/cid" xmlns:w16="http://schemas.microsoft.com/office/word/2018/wordml" xmlns:w16du="http://schemas.microsoft.com/office/word/2023/wordml/word16du" xmlns:w16sdtdh="http://schemas.microsoft.com/office/word/2020/wordml/sdtdatahash" xmlns:w16se="http://schemas.microsoft.com/office/word/2015/wordml/symex" xmlns:wpg="http://schemas.microsoft.com/office/word/2010/wordprocessingGroup" xmlns:wpi="http://schemas.microsoft.com/office/word/2010/wordprocessingInk" xmlns:wne="http://schemas.microsoft.com/office/word/2006/wordml" xmlns:wps="http://schemas.microsoft.com/office/word/2010/wordprocessingShape" mc:Ignorable="w14 w15 w16se w16cid w16 w16cex w16sdtdh w16du wp14">
   <w:abstractNum w:abstractNumId="0" w15:restartNumberingAfterBreak="0">
     <w:nsid w:val="02DC5516"/>
     <w:multiLevelType w:val="hybridMultilevel"/>
@@ -2253,7 +2378,7 @@
 </file>
 
 <file path=word/styles.xml><?xml version="1.0" encoding="utf-8"?>
-<w:styles xmlns:mc="http://schemas.openxmlformats.org/markup-compatibility/2006" xmlns:r="http://schemas.openxmlformats.org/officeDocument/2006/relationships" xmlns:w="http://schemas.openxmlformats.org/wordprocessingml/2006/main" xmlns:w14="http://schemas.microsoft.com/office/word/2010/wordml" xmlns:w15="http://schemas.microsoft.com/office/word/2012/wordml" xmlns:w16cex="http://schemas.microsoft.com/office/word/2018/wordml/cex" xmlns:w16cid="http://schemas.microsoft.com/office/word/2016/wordml/cid" xmlns:w16="http://schemas.microsoft.com/office/word/2018/wordml" xmlns:w16du="http://schemas.microsoft.com/office/word/2023/wordml/word16du" xmlns:w16sdtdh="http://schemas.microsoft.com/office/word/2020/wordml/sdtdatahash" xmlns:w16sdtfl="http://schemas.microsoft.com/office/word/2024/wordml/sdtformatlock" xmlns:w16se="http://schemas.microsoft.com/office/word/2015/wordml/symex" mc:Ignorable="w14 w15 w16se w16cid w16 w16cex w16sdtdh w16sdtfl w16du">
+<w:styles xmlns:mc="http://schemas.openxmlformats.org/markup-compatibility/2006" xmlns:r="http://schemas.openxmlformats.org/officeDocument/2006/relationships" xmlns:w="http://schemas.openxmlformats.org/wordprocessingml/2006/main" xmlns:w14="http://schemas.microsoft.com/office/word/2010/wordml" xmlns:w15="http://schemas.microsoft.com/office/word/2012/wordml" xmlns:w16cex="http://schemas.microsoft.com/office/word/2018/wordml/cex" xmlns:w16cid="http://schemas.microsoft.com/office/word/2016/wordml/cid" xmlns:w16="http://schemas.microsoft.com/office/word/2018/wordml" xmlns:w16du="http://schemas.microsoft.com/office/word/2023/wordml/word16du" xmlns:w16sdtdh="http://schemas.microsoft.com/office/word/2020/wordml/sdtdatahash" xmlns:w16se="http://schemas.microsoft.com/office/word/2015/wordml/symex" mc:Ignorable="w14 w15 w16se w16cid w16 w16cex w16sdtdh w16du">
   <w:docDefaults>
     <w:rPrDefault>
       <w:rPr>
@@ -3811,15 +3936,6 @@
 </file>
 
 <file path=customXml/item2.xml><?xml version="1.0" encoding="utf-8"?>
-<?mso-contentType ?>
-<FormTemplates xmlns="http://schemas.microsoft.com/sharepoint/v3/contenttype/forms">
-  <Display>DocumentLibraryForm</Display>
-  <Edit>DocumentLibraryForm</Edit>
-  <New>DocumentLibraryForm</New>
-</FormTemplates>
-</file>
-
-<file path=customXml/item3.xml><?xml version="1.0" encoding="utf-8"?>
 <ct:contentTypeSchema xmlns:ct="http://schemas.microsoft.com/office/2006/metadata/contentType" xmlns:ma="http://schemas.microsoft.com/office/2006/metadata/properties/metaAttributes" ct:_="" ma:_="" ma:contentTypeName="Document" ma:contentTypeID="0x010100B363A01D4BE72B468263BA785656107A" ma:contentTypeVersion="17" ma:contentTypeDescription="Create a new document." ma:contentTypeScope="" ma:versionID="c3be3935d2bcd41e63558ea345127eb4">
   <xsd:schema xmlns:xsd="http://www.w3.org/2001/XMLSchema" xmlns:xs="http://www.w3.org/2001/XMLSchema" xmlns:p="http://schemas.microsoft.com/office/2006/metadata/properties" xmlns:ns1="http://schemas.microsoft.com/sharepoint/v3" xmlns:ns2="5ed28603-14b1-4c34-a988-4ef786b289ac" xmlns:ns3="51cd2ff2-552b-4748-981a-f1684b9cbe38" targetNamespace="http://schemas.microsoft.com/office/2006/metadata/properties" ma:root="true" ma:fieldsID="5bae1ea1a6623740583cdf05675647b7" ns1:_="" ns2:_="" ns3:_="">
     <xsd:import namespace="http://schemas.microsoft.com/sharepoint/v3"/>
@@ -4071,6 +4187,15 @@
 </ct:contentTypeSchema>
 </file>
 
+<file path=customXml/item3.xml><?xml version="1.0" encoding="utf-8"?>
+<?mso-contentType ?>
+<FormTemplates xmlns="http://schemas.microsoft.com/sharepoint/v3/contenttype/forms">
+  <Display>DocumentLibraryForm</Display>
+  <Edit>DocumentLibraryForm</Edit>
+  <New>DocumentLibraryForm</New>
+</FormTemplates>
+</file>
+
 <file path=customXml/itemProps1.xml><?xml version="1.0" encoding="utf-8"?>
 <ds:datastoreItem xmlns:ds="http://schemas.openxmlformats.org/officeDocument/2006/customXml" ds:itemID="{7748FC32-D91C-4C38-8D4E-94B6ECD91208}">
   <ds:schemaRefs>
@@ -4084,14 +4209,6 @@
 </file>
 
 <file path=customXml/itemProps2.xml><?xml version="1.0" encoding="utf-8"?>
-<ds:datastoreItem xmlns:ds="http://schemas.openxmlformats.org/officeDocument/2006/customXml" ds:itemID="{9D1A0733-6E6B-4AC1-A96D-3EB47BFD0E64}">
-  <ds:schemaRefs>
-    <ds:schemaRef ds:uri="http://schemas.microsoft.com/sharepoint/v3/contenttype/forms"/>
-  </ds:schemaRefs>
-</ds:datastoreItem>
-</file>
-
-<file path=customXml/itemProps3.xml><?xml version="1.0" encoding="utf-8"?>
 <ds:datastoreItem xmlns:ds="http://schemas.openxmlformats.org/officeDocument/2006/customXml" ds:itemID="{2510AD6C-7523-4811-AEDC-ED6C21F4A5E4}">
   <ds:schemaRefs>
     <ds:schemaRef ds:uri="http://schemas.microsoft.com/office/2006/metadata/contentType"/>
@@ -4109,4 +4226,12 @@
     <ds:schemaRef ds:uri="http://schemas.microsoft.com/internal/obd"/>
   </ds:schemaRefs>
 </ds:datastoreItem>
+</file>
+
+<file path=customXml/itemProps3.xml><?xml version="1.0" encoding="utf-8"?>
+<ds:datastoreItem xmlns:ds="http://schemas.openxmlformats.org/officeDocument/2006/customXml" ds:itemID="{9D1A0733-6E6B-4AC1-A96D-3EB47BFD0E64}">
+  <ds:schemaRefs>
+    <ds:schemaRef ds:uri="http://schemas.microsoft.com/sharepoint/v3/contenttype/forms"/>
+  </ds:schemaRefs>
+</ds:datastoreItem>
 </file>